--- a/Lab_3/Lab_3_Engine_Gavriloff_VTm_126.docx
+++ b/Lab_3/Lab_3_Engine_Gavriloff_VTm_126.docx
@@ -1395,6 +1395,8 @@
           <w:lang w:eastAsia="en-US"/>
         </w:rPr>
       </w:pPr>
+      <w:bookmarkStart w:id="0" w:name="_GoBack"/>
+      <w:bookmarkEnd w:id="0"/>
     </w:p>
     <w:p>
       <w:pPr>
@@ -1825,6 +1827,7 @@
         <w:shd w:val="clear" w:color="auto" w:fill="FFFFFF"/>
         <w:suppressAutoHyphens/>
         <w:spacing w:before="0" w:beforeAutospacing="0" w:after="0" w:afterAutospacing="0" w:line="360" w:lineRule="auto"/>
+        <w:ind w:left="1077" w:hanging="357"/>
         <w:jc w:val="both"/>
         <w:rPr>
           <w:sz w:val="28"/>
@@ -1849,6 +1852,7 @@
         <w:shd w:val="clear" w:color="auto" w:fill="FFFFFF"/>
         <w:suppressAutoHyphens/>
         <w:spacing w:before="0" w:beforeAutospacing="0" w:after="0" w:afterAutospacing="0" w:line="360" w:lineRule="auto"/>
+        <w:ind w:left="1077" w:hanging="357"/>
         <w:jc w:val="both"/>
         <w:rPr>
           <w:sz w:val="28"/>
@@ -1882,6 +1886,7 @@
         <w:shd w:val="clear" w:color="auto" w:fill="FFFFFF"/>
         <w:suppressAutoHyphens/>
         <w:spacing w:before="0" w:beforeAutospacing="0" w:after="0" w:afterAutospacing="0" w:line="360" w:lineRule="auto"/>
+        <w:ind w:left="1077" w:hanging="357"/>
         <w:jc w:val="both"/>
         <w:rPr>
           <w:sz w:val="28"/>
@@ -2121,13 +2126,7 @@
         <w:pStyle w:val="af1"/>
       </w:pPr>
       <w:r>
-        <w:t xml:space="preserve">В папке проекта был создан </w:t>
-      </w:r>
-      <w:r>
-        <w:t xml:space="preserve">пустой </w:t>
-      </w:r>
-      <w:r>
-        <w:t xml:space="preserve">файл </w:t>
+        <w:t xml:space="preserve">В папке проекта был создан пустой файл </w:t>
       </w:r>
       <w:r>
         <w:rPr>
@@ -2149,13 +2148,7 @@
         </w:rPr>
       </w:pPr>
       <w:r>
-        <w:t xml:space="preserve">В соответствии с </w:t>
-      </w:r>
-      <w:r>
-        <w:t xml:space="preserve">заданием </w:t>
-      </w:r>
-      <w:r>
-        <w:t xml:space="preserve">в виртуальном окружении </w:t>
+        <w:t xml:space="preserve">В соответствии с заданием в виртуальном окружении </w:t>
       </w:r>
       <w:proofErr w:type="spellStart"/>
       <w:r>
@@ -2286,13 +2279,7 @@
         <w:jc w:val="center"/>
       </w:pPr>
       <w:r>
-        <w:t xml:space="preserve">Рисунок </w:t>
-      </w:r>
-      <w:r>
-        <w:t>2</w:t>
-      </w:r>
-      <w:r>
-        <w:t xml:space="preserve"> – Установка основных зависимостей проекта</w:t>
+        <w:t>Рисунок 2 – Установка основных зависимостей проекта</w:t>
       </w:r>
     </w:p>
     <w:p>
@@ -2658,10 +2645,7 @@
         <w:t>5</w:t>
       </w:r>
       <w:r>
-        <w:t xml:space="preserve"> – </w:t>
-      </w:r>
-      <w:r>
-        <w:t>В</w:t>
+        <w:t xml:space="preserve"> – В</w:t>
       </w:r>
       <w:r>
         <w:t>ывод всех пакетов в файл</w:t>
@@ -2761,6 +2745,7 @@
         <w:shd w:val="clear" w:color="auto" w:fill="FFFFFF"/>
         <w:suppressAutoHyphens/>
         <w:spacing w:before="0" w:beforeAutospacing="0" w:after="0" w:afterAutospacing="0" w:line="360" w:lineRule="auto"/>
+        <w:ind w:left="1077" w:hanging="357"/>
         <w:jc w:val="both"/>
         <w:rPr>
           <w:sz w:val="28"/>
@@ -2785,6 +2770,7 @@
         <w:shd w:val="clear" w:color="auto" w:fill="FFFFFF"/>
         <w:suppressAutoHyphens/>
         <w:spacing w:before="0" w:beforeAutospacing="0" w:after="0" w:afterAutospacing="0" w:line="360" w:lineRule="auto"/>
+        <w:ind w:left="1077" w:hanging="357"/>
         <w:jc w:val="both"/>
         <w:rPr>
           <w:sz w:val="28"/>
@@ -2809,6 +2795,7 @@
         <w:shd w:val="clear" w:color="auto" w:fill="FFFFFF"/>
         <w:suppressAutoHyphens/>
         <w:spacing w:before="0" w:beforeAutospacing="0" w:after="0" w:afterAutospacing="0" w:line="360" w:lineRule="auto"/>
+        <w:ind w:left="1077" w:hanging="357"/>
         <w:jc w:val="both"/>
         <w:rPr>
           <w:sz w:val="28"/>
@@ -3049,37 +3036,21 @@
           <w:sz w:val="28"/>
           <w:szCs w:val="28"/>
         </w:rPr>
-        <w:t xml:space="preserve">обработка </w:t>
+        <w:t>обработка аудио</w:t>
       </w:r>
       <w:r>
         <w:rPr>
           <w:sz w:val="28"/>
           <w:szCs w:val="28"/>
         </w:rPr>
-        <w:t>аудио</w:t>
+        <w:t>;</w:t>
       </w:r>
       <w:r>
         <w:rPr>
           <w:sz w:val="28"/>
           <w:szCs w:val="28"/>
         </w:rPr>
-        <w:t>;</w:t>
-      </w:r>
-      <w:r>
-        <w:rPr>
-          <w:sz w:val="28"/>
-          <w:szCs w:val="28"/>
-        </w:rPr>
-        <w:t xml:space="preserve"> главный</w:t>
-      </w:r>
-      <w:bookmarkStart w:id="0" w:name="_GoBack"/>
-      <w:bookmarkEnd w:id="0"/>
-      <w:r>
-        <w:rPr>
-          <w:sz w:val="28"/>
-          <w:szCs w:val="28"/>
-        </w:rPr>
-        <w:t xml:space="preserve"> метод </w:t>
+        <w:t xml:space="preserve"> главный метод </w:t>
       </w:r>
       <w:r>
         <w:rPr>
@@ -3168,14 +3139,7 @@
           <w:sz w:val="28"/>
           <w:szCs w:val="28"/>
         </w:rPr>
-        <w:t xml:space="preserve">обработка </w:t>
-      </w:r>
-      <w:r>
-        <w:rPr>
-          <w:sz w:val="28"/>
-          <w:szCs w:val="28"/>
-        </w:rPr>
-        <w:t>видео</w:t>
+        <w:t>обработка видео</w:t>
       </w:r>
       <w:r>
         <w:rPr>
@@ -16381,6 +16345,7 @@
   <w:style w:type="character" w:default="1" w:styleId="a0">
     <w:name w:val="Default Paragraph Font"/>
     <w:uiPriority w:val="1"/>
+    <w:semiHidden/>
     <w:unhideWhenUsed/>
   </w:style>
   <w:style w:type="table" w:default="1" w:styleId="a1">
@@ -17069,6 +17034,7 @@
   <w:style w:type="character" w:default="1" w:styleId="a0">
     <w:name w:val="Default Paragraph Font"/>
     <w:uiPriority w:val="1"/>
+    <w:semiHidden/>
     <w:unhideWhenUsed/>
   </w:style>
   <w:style w:type="table" w:default="1" w:styleId="a1">
@@ -17832,7 +17798,7 @@
 </file>
 
 <file path=customXml/itemProps1.xml><?xml version="1.0" encoding="utf-8"?>
-<ds:datastoreItem xmlns:ds="http://schemas.openxmlformats.org/officeDocument/2006/customXml" ds:itemID="{65B55C86-FE45-4A33-BD73-03E20E9E1C76}">
+<ds:datastoreItem xmlns:ds="http://schemas.openxmlformats.org/officeDocument/2006/customXml" ds:itemID="{ED3840DE-F9B1-4CE8-BC1A-C6D21EA19B70}">
   <ds:schemaRefs>
     <ds:schemaRef ds:uri="http://schemas.openxmlformats.org/officeDocument/2006/bibliography"/>
   </ds:schemaRefs>
